--- a/Documents/ProjectAgreement.docx
+++ b/Documents/ProjectAgreement.docx
@@ -150,7 +150,31 @@
           <w:sz w:val="20"/>
           <w:szCs w:val="20"/>
         </w:rPr>
-        <w:t xml:space="preserve">Jake: Responsible for lead programming, and guidance. </w:t>
+        <w:t xml:space="preserve">Jake: Responsible for </w:t>
+      </w:r>
+      <w:r>
+        <w:rPr>
+          <w:rFonts w:ascii="Times New Roman" w:hAnsi="Times New Roman" w:cs="Times New Roman"/>
+          <w:sz w:val="20"/>
+          <w:szCs w:val="20"/>
+        </w:rPr>
+        <w:t xml:space="preserve">team lead, and </w:t>
+      </w:r>
+      <w:r>
+        <w:rPr>
+          <w:rFonts w:ascii="Times New Roman" w:hAnsi="Times New Roman" w:cs="Times New Roman"/>
+          <w:sz w:val="20"/>
+          <w:szCs w:val="20"/>
+        </w:rPr>
+        <w:t>lead programming</w:t>
+      </w:r>
+      <w:r>
+        <w:rPr>
+          <w:rFonts w:ascii="Times New Roman" w:hAnsi="Times New Roman" w:cs="Times New Roman"/>
+          <w:sz w:val="20"/>
+          <w:szCs w:val="20"/>
+        </w:rPr>
+        <w:t>.</w:t>
       </w:r>
     </w:p>
     <w:p>
@@ -169,6 +193,34 @@
           <w:szCs w:val="20"/>
         </w:rPr>
         <w:t xml:space="preserve">Kayla: Responsible for ensuring design meets guidelines </w:t>
+      </w:r>
+    </w:p>
+    <w:p>
+      <w:pPr>
+        <w:ind w:left="720"/>
+        <w:rPr>
+          <w:rFonts w:ascii="Times New Roman" w:hAnsi="Times New Roman" w:cs="Times New Roman"/>
+          <w:sz w:val="20"/>
+          <w:szCs w:val="20"/>
+        </w:rPr>
+      </w:pPr>
+    </w:p>
+    <w:p>
+      <w:pPr>
+        <w:ind w:left="720"/>
+        <w:rPr>
+          <w:rFonts w:ascii="Times New Roman" w:hAnsi="Times New Roman" w:cs="Times New Roman"/>
+          <w:sz w:val="20"/>
+          <w:szCs w:val="20"/>
+        </w:rPr>
+      </w:pPr>
+      <w:r>
+        <w:rPr>
+          <w:rFonts w:ascii="Times New Roman" w:hAnsi="Times New Roman" w:cs="Times New Roman"/>
+          <w:sz w:val="20"/>
+          <w:szCs w:val="20"/>
+        </w:rPr>
+        <w:t>*Roles may be switched, if everyone in the team agrees to the changes*</w:t>
       </w:r>
     </w:p>
     <w:p>
@@ -222,23 +274,103 @@
           <w:sz w:val="20"/>
           <w:szCs w:val="20"/>
         </w:rPr>
-        <w:t xml:space="preserve">documentation strategy will include saving chats in Discord message logs, recording calls and storing the call logs in a dedicated Discord channel for all members to access, and </w:t>
-      </w:r>
-      <w:r>
-        <w:rPr>
-          <w:rFonts w:ascii="Times New Roman" w:hAnsi="Times New Roman" w:cs="Times New Roman"/>
-          <w:sz w:val="20"/>
-          <w:szCs w:val="20"/>
-        </w:rPr>
-        <w:t>sharing important</w:t>
-      </w:r>
-      <w:r>
-        <w:rPr>
-          <w:rFonts w:ascii="Times New Roman" w:hAnsi="Times New Roman" w:cs="Times New Roman"/>
-          <w:sz w:val="20"/>
-          <w:szCs w:val="20"/>
-        </w:rPr>
-        <w:t xml:space="preserve"> conversations with the instructor to ensure transparency and alignment across the team.</w:t>
+        <w:t>D</w:t>
+      </w:r>
+      <w:r>
+        <w:rPr>
+          <w:rFonts w:ascii="Times New Roman" w:hAnsi="Times New Roman" w:cs="Times New Roman"/>
+          <w:sz w:val="20"/>
+          <w:szCs w:val="20"/>
+        </w:rPr>
+        <w:t>ocumentation strategy will include saving chats in Discord message logs, recording calls and storing the call logs in a dedicated Discord channel for all members to access,</w:t>
+      </w:r>
+      <w:r>
+        <w:rPr>
+          <w:rFonts w:ascii="Times New Roman" w:hAnsi="Times New Roman" w:cs="Times New Roman"/>
+          <w:sz w:val="20"/>
+          <w:szCs w:val="20"/>
+        </w:rPr>
+        <w:t xml:space="preserve"> </w:t>
+      </w:r>
+      <w:r>
+        <w:rPr>
+          <w:rFonts w:ascii="Times New Roman" w:hAnsi="Times New Roman" w:cs="Times New Roman"/>
+          <w:sz w:val="20"/>
+          <w:szCs w:val="20"/>
+        </w:rPr>
+        <w:t>the</w:t>
+      </w:r>
+      <w:r>
+        <w:rPr>
+          <w:rFonts w:ascii="Times New Roman" w:hAnsi="Times New Roman" w:cs="Times New Roman"/>
+          <w:sz w:val="20"/>
+          <w:szCs w:val="20"/>
+        </w:rPr>
+        <w:t xml:space="preserve"> recording of calls </w:t>
+      </w:r>
+      <w:r>
+        <w:rPr>
+          <w:rFonts w:ascii="Times New Roman" w:hAnsi="Times New Roman" w:cs="Times New Roman"/>
+          <w:sz w:val="20"/>
+          <w:szCs w:val="20"/>
+        </w:rPr>
+        <w:t>job will be under the management of backups role</w:t>
+      </w:r>
+      <w:r>
+        <w:rPr>
+          <w:rFonts w:ascii="Times New Roman" w:hAnsi="Times New Roman" w:cs="Times New Roman"/>
+          <w:sz w:val="20"/>
+          <w:szCs w:val="20"/>
+        </w:rPr>
+        <w:t>.</w:t>
+      </w:r>
+      <w:r>
+        <w:rPr>
+          <w:rFonts w:ascii="Times New Roman" w:hAnsi="Times New Roman" w:cs="Times New Roman"/>
+          <w:sz w:val="20"/>
+          <w:szCs w:val="20"/>
+        </w:rPr>
+        <w:t xml:space="preserve"> In </w:t>
+      </w:r>
+      <w:r>
+        <w:rPr>
+          <w:rFonts w:ascii="Times New Roman" w:hAnsi="Times New Roman" w:cs="Times New Roman"/>
+          <w:sz w:val="20"/>
+          <w:szCs w:val="20"/>
+        </w:rPr>
+        <w:t>worst case scenarios the recordings / backups will be shared with the instructor to</w:t>
+      </w:r>
+      <w:r>
+        <w:rPr>
+          <w:rFonts w:ascii="Times New Roman" w:hAnsi="Times New Roman" w:cs="Times New Roman"/>
+          <w:sz w:val="20"/>
+          <w:szCs w:val="20"/>
+        </w:rPr>
+        <w:t xml:space="preserve"> ensure that there </w:t>
+      </w:r>
+      <w:r>
+        <w:rPr>
+          <w:rFonts w:ascii="Times New Roman" w:hAnsi="Times New Roman" w:cs="Times New Roman"/>
+          <w:sz w:val="20"/>
+          <w:szCs w:val="20"/>
+        </w:rPr>
+        <w:t>are</w:t>
+      </w:r>
+      <w:r>
+        <w:rPr>
+          <w:rFonts w:ascii="Times New Roman" w:hAnsi="Times New Roman" w:cs="Times New Roman"/>
+          <w:sz w:val="20"/>
+          <w:szCs w:val="20"/>
+        </w:rPr>
+        <w:t xml:space="preserve"> transparency and alignment </w:t>
+      </w:r>
+      <w:r>
+        <w:rPr>
+          <w:rFonts w:ascii="Times New Roman" w:hAnsi="Times New Roman" w:cs="Times New Roman"/>
+          <w:sz w:val="20"/>
+          <w:szCs w:val="20"/>
+        </w:rPr>
+        <w:t>across the team.</w:t>
       </w:r>
     </w:p>
     <w:p>
@@ -284,7 +416,39 @@
           <w:sz w:val="20"/>
           <w:szCs w:val="20"/>
         </w:rPr>
-        <w:t>Team members will check in with each other frequently to ensure no one falls behind, and every member of this group will practice the presentations before the presenting date. Meetings and practice sessions can take place at members residences or around Niagara college.</w:t>
+        <w:t>Team members will check in with each other frequently to ensure no one falls behind, and every member of this group will practice the presentations before the presenting date.</w:t>
+      </w:r>
+      <w:r>
+        <w:rPr>
+          <w:rFonts w:ascii="Times New Roman" w:hAnsi="Times New Roman" w:cs="Times New Roman"/>
+          <w:sz w:val="20"/>
+          <w:szCs w:val="20"/>
+        </w:rPr>
+        <w:t xml:space="preserve"> Team members will meet each week </w:t>
+      </w:r>
+      <w:r>
+        <w:rPr>
+          <w:rFonts w:ascii="Times New Roman" w:hAnsi="Times New Roman" w:cs="Times New Roman"/>
+          <w:sz w:val="20"/>
+          <w:szCs w:val="20"/>
+        </w:rPr>
+        <w:t xml:space="preserve">no matter what when </w:t>
+      </w:r>
+      <w:r>
+        <w:rPr>
+          <w:rFonts w:ascii="Times New Roman" w:hAnsi="Times New Roman" w:cs="Times New Roman"/>
+          <w:sz w:val="20"/>
+          <w:szCs w:val="20"/>
+        </w:rPr>
+        <w:t>members are available.</w:t>
+      </w:r>
+      <w:r>
+        <w:rPr>
+          <w:rFonts w:ascii="Times New Roman" w:hAnsi="Times New Roman" w:cs="Times New Roman"/>
+          <w:sz w:val="20"/>
+          <w:szCs w:val="20"/>
+        </w:rPr>
+        <w:t xml:space="preserve"> Meetings and practice sessions can take place at members residences or around Niagara college.</w:t>
       </w:r>
     </w:p>
     <w:p>
@@ -312,42 +476,132 @@
           <w:sz w:val="22"/>
           <w:szCs w:val="22"/>
         </w:rPr>
-        <w:t>Strategy to ensure fair division of labour</w:t>
-      </w:r>
-    </w:p>
-    <w:p>
-      <w:pPr>
-        <w:jc w:val="center"/>
-        <w:rPr>
-          <w:rFonts w:ascii="Times New Roman" w:hAnsi="Times New Roman" w:cs="Times New Roman"/>
-          <w:sz w:val="20"/>
-          <w:szCs w:val="20"/>
-        </w:rPr>
-      </w:pPr>
-      <w:r>
-        <w:rPr>
-          <w:rFonts w:ascii="Times New Roman" w:hAnsi="Times New Roman" w:cs="Times New Roman"/>
-          <w:sz w:val="20"/>
-          <w:szCs w:val="20"/>
-        </w:rPr>
-        <w:t>Worl will be divided according to each members skills and interests to maintain a balanced workload, ensuring no one consistently receives either harder or easier assignments. If any member feels the division of labour is unfair, they may request assistance or adjustments so we can stay on track.</w:t>
-      </w:r>
-    </w:p>
-    <w:p>
-      <w:pPr>
-        <w:jc w:val="center"/>
+        <w:t xml:space="preserve">Strategy to </w:t>
+      </w:r>
+      <w:r>
         <w:rPr>
           <w:rFonts w:ascii="Times New Roman" w:hAnsi="Times New Roman" w:cs="Times New Roman"/>
           <w:sz w:val="22"/>
           <w:szCs w:val="22"/>
         </w:rPr>
-      </w:pPr>
+        <w:t>E</w:t>
+      </w:r>
       <w:r>
         <w:rPr>
           <w:rFonts w:ascii="Times New Roman" w:hAnsi="Times New Roman" w:cs="Times New Roman"/>
           <w:sz w:val="22"/>
           <w:szCs w:val="22"/>
         </w:rPr>
+        <w:t xml:space="preserve">nsure </w:t>
+      </w:r>
+      <w:r>
+        <w:rPr>
+          <w:rFonts w:ascii="Times New Roman" w:hAnsi="Times New Roman" w:cs="Times New Roman"/>
+          <w:sz w:val="22"/>
+          <w:szCs w:val="22"/>
+        </w:rPr>
+        <w:t>F</w:t>
+      </w:r>
+      <w:r>
+        <w:rPr>
+          <w:rFonts w:ascii="Times New Roman" w:hAnsi="Times New Roman" w:cs="Times New Roman"/>
+          <w:sz w:val="22"/>
+          <w:szCs w:val="22"/>
+        </w:rPr>
+        <w:t xml:space="preserve">air </w:t>
+      </w:r>
+      <w:r>
+        <w:rPr>
+          <w:rFonts w:ascii="Times New Roman" w:hAnsi="Times New Roman" w:cs="Times New Roman"/>
+          <w:sz w:val="22"/>
+          <w:szCs w:val="22"/>
+        </w:rPr>
+        <w:t>D</w:t>
+      </w:r>
+      <w:r>
+        <w:rPr>
+          <w:rFonts w:ascii="Times New Roman" w:hAnsi="Times New Roman" w:cs="Times New Roman"/>
+          <w:sz w:val="22"/>
+          <w:szCs w:val="22"/>
+        </w:rPr>
+        <w:t xml:space="preserve">ivision of </w:t>
+      </w:r>
+      <w:r>
+        <w:rPr>
+          <w:rFonts w:ascii="Times New Roman" w:hAnsi="Times New Roman" w:cs="Times New Roman"/>
+          <w:sz w:val="22"/>
+          <w:szCs w:val="22"/>
+        </w:rPr>
+        <w:t>L</w:t>
+      </w:r>
+      <w:r>
+        <w:rPr>
+          <w:rFonts w:ascii="Times New Roman" w:hAnsi="Times New Roman" w:cs="Times New Roman"/>
+          <w:sz w:val="22"/>
+          <w:szCs w:val="22"/>
+        </w:rPr>
+        <w:t>abour</w:t>
+      </w:r>
+    </w:p>
+    <w:p>
+      <w:pPr>
+        <w:jc w:val="center"/>
+        <w:rPr>
+          <w:rFonts w:ascii="Times New Roman" w:hAnsi="Times New Roman" w:cs="Times New Roman"/>
+          <w:sz w:val="20"/>
+          <w:szCs w:val="20"/>
+        </w:rPr>
+      </w:pPr>
+      <w:r>
+        <w:rPr>
+          <w:rFonts w:ascii="Times New Roman" w:hAnsi="Times New Roman" w:cs="Times New Roman"/>
+          <w:sz w:val="20"/>
+          <w:szCs w:val="20"/>
+        </w:rPr>
+        <w:t>Wor</w:t>
+      </w:r>
+      <w:r>
+        <w:rPr>
+          <w:rFonts w:ascii="Times New Roman" w:hAnsi="Times New Roman" w:cs="Times New Roman"/>
+          <w:sz w:val="20"/>
+          <w:szCs w:val="20"/>
+        </w:rPr>
+        <w:t>k</w:t>
+      </w:r>
+      <w:r>
+        <w:rPr>
+          <w:rFonts w:ascii="Times New Roman" w:hAnsi="Times New Roman" w:cs="Times New Roman"/>
+          <w:sz w:val="20"/>
+          <w:szCs w:val="20"/>
+        </w:rPr>
+        <w:t xml:space="preserve"> will be divided according to each members skills and interests to maintain a balanced workload, ensuring no one consistently receives either harder or easier assignments. If any member feels the division of labour is unfair, they may request assistance or adjustments so we can stay on track.</w:t>
+      </w:r>
+    </w:p>
+    <w:p>
+      <w:pPr>
+        <w:jc w:val="center"/>
+        <w:rPr>
+          <w:rFonts w:ascii="Times New Roman" w:hAnsi="Times New Roman" w:cs="Times New Roman"/>
+          <w:sz w:val="20"/>
+          <w:szCs w:val="20"/>
+        </w:rPr>
+      </w:pPr>
+    </w:p>
+    <w:p>
+      <w:pPr>
+        <w:jc w:val="center"/>
+        <w:rPr>
+          <w:rFonts w:ascii="Times New Roman" w:hAnsi="Times New Roman" w:cs="Times New Roman"/>
+          <w:sz w:val="22"/>
+          <w:szCs w:val="22"/>
+        </w:rPr>
+      </w:pPr>
+      <w:r>
+        <w:rPr>
+          <w:rFonts w:ascii="Times New Roman" w:hAnsi="Times New Roman" w:cs="Times New Roman"/>
+          <w:sz w:val="22"/>
+          <w:szCs w:val="22"/>
+        </w:rPr>
         <w:t xml:space="preserve">Deadline Policy </w:t>
       </w:r>
     </w:p>
@@ -374,7 +628,238 @@
           <w:sz w:val="20"/>
           <w:szCs w:val="20"/>
         </w:rPr>
-        <w:t xml:space="preserve"> If a team member misses a deadline, you must get it done right away, if that is not possible other group members will collectively get the task done and the instructor will be notified.</w:t>
+        <w:t xml:space="preserve"> If a team member misses a deadline, </w:t>
+      </w:r>
+      <w:r>
+        <w:rPr>
+          <w:rFonts w:ascii="Times New Roman" w:hAnsi="Times New Roman" w:cs="Times New Roman"/>
+          <w:sz w:val="20"/>
+          <w:szCs w:val="20"/>
+        </w:rPr>
+        <w:t xml:space="preserve">contact the team </w:t>
+      </w:r>
+      <w:r>
+        <w:rPr>
+          <w:rFonts w:ascii="Times New Roman" w:hAnsi="Times New Roman" w:cs="Times New Roman"/>
+          <w:sz w:val="20"/>
+          <w:szCs w:val="20"/>
+        </w:rPr>
+        <w:lastRenderedPageBreak/>
+        <w:t xml:space="preserve">leader and </w:t>
+      </w:r>
+      <w:r>
+        <w:rPr>
+          <w:rFonts w:ascii="Times New Roman" w:hAnsi="Times New Roman" w:cs="Times New Roman"/>
+          <w:sz w:val="20"/>
+          <w:szCs w:val="20"/>
+        </w:rPr>
+        <w:t xml:space="preserve">you must get </w:t>
+      </w:r>
+      <w:r>
+        <w:rPr>
+          <w:rFonts w:ascii="Times New Roman" w:hAnsi="Times New Roman" w:cs="Times New Roman"/>
+          <w:sz w:val="20"/>
+          <w:szCs w:val="20"/>
+        </w:rPr>
+        <w:t>the work</w:t>
+      </w:r>
+      <w:r>
+        <w:rPr>
+          <w:rFonts w:ascii="Times New Roman" w:hAnsi="Times New Roman" w:cs="Times New Roman"/>
+          <w:sz w:val="20"/>
+          <w:szCs w:val="20"/>
+        </w:rPr>
+        <w:t xml:space="preserve"> done right away, if that is not possible other group members will collectively get the task done and the </w:t>
+      </w:r>
+      <w:r>
+        <w:rPr>
+          <w:rFonts w:ascii="Times New Roman" w:hAnsi="Times New Roman" w:cs="Times New Roman"/>
+          <w:sz w:val="20"/>
+          <w:szCs w:val="20"/>
+        </w:rPr>
+        <w:t xml:space="preserve">course </w:t>
+      </w:r>
+      <w:r>
+        <w:rPr>
+          <w:rFonts w:ascii="Times New Roman" w:hAnsi="Times New Roman" w:cs="Times New Roman"/>
+          <w:sz w:val="20"/>
+          <w:szCs w:val="20"/>
+        </w:rPr>
+        <w:t>instructor will be notified.</w:t>
+      </w:r>
+    </w:p>
+    <w:p>
+      <w:pPr>
+        <w:jc w:val="center"/>
+        <w:rPr>
+          <w:rFonts w:ascii="Times New Roman" w:hAnsi="Times New Roman" w:cs="Times New Roman"/>
+          <w:sz w:val="20"/>
+          <w:szCs w:val="20"/>
+        </w:rPr>
+      </w:pPr>
+    </w:p>
+    <w:p>
+      <w:pPr>
+        <w:jc w:val="center"/>
+        <w:rPr>
+          <w:rFonts w:ascii="Times New Roman" w:hAnsi="Times New Roman" w:cs="Times New Roman"/>
+          <w:sz w:val="22"/>
+          <w:szCs w:val="22"/>
+        </w:rPr>
+      </w:pPr>
+      <w:r>
+        <w:rPr>
+          <w:rFonts w:ascii="Times New Roman" w:hAnsi="Times New Roman" w:cs="Times New Roman"/>
+          <w:sz w:val="22"/>
+          <w:szCs w:val="22"/>
+        </w:rPr>
+        <w:t>Conflict</w:t>
+      </w:r>
+      <w:r>
+        <w:rPr>
+          <w:rFonts w:ascii="Times New Roman" w:hAnsi="Times New Roman" w:cs="Times New Roman"/>
+          <w:sz w:val="22"/>
+          <w:szCs w:val="22"/>
+        </w:rPr>
+        <w:t xml:space="preserve"> Resolution</w:t>
+      </w:r>
+    </w:p>
+    <w:p>
+      <w:pPr>
+        <w:jc w:val="center"/>
+        <w:rPr>
+          <w:rFonts w:ascii="Times New Roman" w:hAnsi="Times New Roman" w:cs="Times New Roman"/>
+          <w:sz w:val="20"/>
+          <w:szCs w:val="20"/>
+        </w:rPr>
+      </w:pPr>
+      <w:r>
+        <w:rPr>
+          <w:rFonts w:ascii="Times New Roman" w:hAnsi="Times New Roman" w:cs="Times New Roman"/>
+          <w:sz w:val="20"/>
+          <w:szCs w:val="20"/>
+        </w:rPr>
+        <w:t xml:space="preserve">If a disagreement takes place, </w:t>
+      </w:r>
+      <w:r>
+        <w:rPr>
+          <w:rFonts w:ascii="Times New Roman" w:hAnsi="Times New Roman" w:cs="Times New Roman"/>
+          <w:sz w:val="20"/>
+          <w:szCs w:val="20"/>
+        </w:rPr>
+        <w:t xml:space="preserve">the team lead will be </w:t>
+      </w:r>
+      <w:r>
+        <w:rPr>
+          <w:rFonts w:ascii="Times New Roman" w:hAnsi="Times New Roman" w:cs="Times New Roman"/>
+          <w:sz w:val="20"/>
+          <w:szCs w:val="20"/>
+        </w:rPr>
+        <w:t>notified,</w:t>
+      </w:r>
+      <w:r>
+        <w:rPr>
+          <w:rFonts w:ascii="Times New Roman" w:hAnsi="Times New Roman" w:cs="Times New Roman"/>
+          <w:sz w:val="20"/>
+          <w:szCs w:val="20"/>
+        </w:rPr>
+        <w:t xml:space="preserve"> and a vote will be held</w:t>
+      </w:r>
+      <w:r>
+        <w:rPr>
+          <w:rFonts w:ascii="Times New Roman" w:hAnsi="Times New Roman" w:cs="Times New Roman"/>
+          <w:sz w:val="20"/>
+          <w:szCs w:val="20"/>
+        </w:rPr>
+        <w:t xml:space="preserve"> if</w:t>
+      </w:r>
+      <w:r>
+        <w:rPr>
+          <w:rFonts w:ascii="Times New Roman" w:hAnsi="Times New Roman" w:cs="Times New Roman"/>
+          <w:sz w:val="20"/>
+          <w:szCs w:val="20"/>
+        </w:rPr>
+        <w:t xml:space="preserve"> the disagreement can</w:t>
+      </w:r>
+      <w:r>
+        <w:rPr>
+          <w:rFonts w:ascii="Times New Roman" w:hAnsi="Times New Roman" w:cs="Times New Roman"/>
+          <w:sz w:val="20"/>
+          <w:szCs w:val="20"/>
+        </w:rPr>
+        <w:t>’</w:t>
+      </w:r>
+      <w:r>
+        <w:rPr>
+          <w:rFonts w:ascii="Times New Roman" w:hAnsi="Times New Roman" w:cs="Times New Roman"/>
+          <w:sz w:val="20"/>
+          <w:szCs w:val="20"/>
+        </w:rPr>
+        <w:t>t be resolved.</w:t>
+      </w:r>
+      <w:r>
+        <w:rPr>
+          <w:rFonts w:ascii="Times New Roman" w:hAnsi="Times New Roman" w:cs="Times New Roman"/>
+          <w:sz w:val="20"/>
+          <w:szCs w:val="20"/>
+        </w:rPr>
+        <w:t xml:space="preserve"> If someone is absent for a meeting and the reason is</w:t>
+      </w:r>
+      <w:r>
+        <w:rPr>
+          <w:rFonts w:ascii="Times New Roman" w:hAnsi="Times New Roman" w:cs="Times New Roman"/>
+          <w:sz w:val="20"/>
+          <w:szCs w:val="20"/>
+        </w:rPr>
+        <w:t xml:space="preserve"> excused</w:t>
+      </w:r>
+      <w:r>
+        <w:rPr>
+          <w:rFonts w:ascii="Times New Roman" w:hAnsi="Times New Roman" w:cs="Times New Roman"/>
+          <w:sz w:val="20"/>
+          <w:szCs w:val="20"/>
+        </w:rPr>
+        <w:t>,</w:t>
+      </w:r>
+      <w:r>
+        <w:rPr>
+          <w:rFonts w:ascii="Times New Roman" w:hAnsi="Times New Roman" w:cs="Times New Roman"/>
+          <w:sz w:val="20"/>
+          <w:szCs w:val="20"/>
+        </w:rPr>
+        <w:t xml:space="preserve"> the member must catch up on work and that includes </w:t>
+      </w:r>
+      <w:r>
+        <w:rPr>
+          <w:rFonts w:ascii="Times New Roman" w:hAnsi="Times New Roman" w:cs="Times New Roman"/>
+          <w:sz w:val="20"/>
+          <w:szCs w:val="20"/>
+        </w:rPr>
+        <w:t>reviewing the recorded meeting.</w:t>
+      </w:r>
+      <w:r>
+        <w:rPr>
+          <w:rFonts w:ascii="Times New Roman" w:hAnsi="Times New Roman" w:cs="Times New Roman"/>
+          <w:sz w:val="20"/>
+          <w:szCs w:val="20"/>
+        </w:rPr>
+        <w:t xml:space="preserve"> If the reason is not excused the instructor will be notified for </w:t>
+      </w:r>
+      <w:r>
+        <w:rPr>
+          <w:rFonts w:ascii="Times New Roman" w:hAnsi="Times New Roman" w:cs="Times New Roman"/>
+          <w:sz w:val="20"/>
+          <w:szCs w:val="20"/>
+        </w:rPr>
+        <w:t>failure to follow the contract.</w:t>
+      </w:r>
+      <w:r>
+        <w:rPr>
+          <w:rFonts w:ascii="Times New Roman" w:hAnsi="Times New Roman" w:cs="Times New Roman"/>
+          <w:sz w:val="20"/>
+          <w:szCs w:val="20"/>
+        </w:rPr>
+        <w:t xml:space="preserve"> </w:t>
       </w:r>
     </w:p>
     <w:p>

--- a/Documents/ProjectAgreement.docx
+++ b/Documents/ProjectAgreement.docx
@@ -880,6 +880,77 @@
           <w:szCs w:val="20"/>
         </w:rPr>
       </w:pPr>
+      <w:r>
+        <w:rPr>
+          <w:rFonts w:ascii="Times New Roman" w:hAnsi="Times New Roman" w:cs="Times New Roman"/>
+          <w:noProof/>
+          <w:sz w:val="36"/>
+          <w:szCs w:val="36"/>
+          <w:lang w:val="en-US"/>
+        </w:rPr>
+        <w:drawing>
+          <wp:anchor distT="0" distB="0" distL="114300" distR="114300" simplePos="0" relativeHeight="251658240" behindDoc="1" locked="0" layoutInCell="1" allowOverlap="1" wp14:anchorId="0AD10788" wp14:editId="30DA475B">
+            <wp:simplePos x="0" y="0"/>
+            <wp:positionH relativeFrom="column">
+              <wp:posOffset>623888</wp:posOffset>
+            </wp:positionH>
+            <wp:positionV relativeFrom="paragraph">
+              <wp:posOffset>186690</wp:posOffset>
+            </wp:positionV>
+            <wp:extent cx="1166495" cy="215900"/>
+            <wp:effectExtent l="0" t="0" r="0" b="0"/>
+            <wp:wrapNone/>
+            <wp:docPr id="1750719326" name="Picture 1"/>
+            <wp:cNvGraphicFramePr>
+              <a:graphicFrameLocks xmlns:a="http://schemas.openxmlformats.org/drawingml/2006/main" noChangeAspect="1"/>
+            </wp:cNvGraphicFramePr>
+            <a:graphic xmlns:a="http://schemas.openxmlformats.org/drawingml/2006/main">
+              <a:graphicData uri="http://schemas.openxmlformats.org/drawingml/2006/picture">
+                <pic:pic xmlns:pic="http://schemas.openxmlformats.org/drawingml/2006/picture">
+                  <pic:nvPicPr>
+                    <pic:cNvPr id="0" name="Picture 2"/>
+                    <pic:cNvPicPr>
+                      <a:picLocks noChangeAspect="1" noChangeArrowheads="1"/>
+                    </pic:cNvPicPr>
+                  </pic:nvPicPr>
+                  <pic:blipFill>
+                    <a:blip r:embed="rId7" cstate="print">
+                      <a:extLst>
+                        <a:ext uri="{28A0092B-C50C-407E-A947-70E740481C1C}">
+                          <a14:useLocalDpi xmlns:a14="http://schemas.microsoft.com/office/drawing/2010/main" val="0"/>
+                        </a:ext>
+                      </a:extLst>
+                    </a:blip>
+                    <a:srcRect/>
+                    <a:stretch>
+                      <a:fillRect/>
+                    </a:stretch>
+                  </pic:blipFill>
+                  <pic:spPr bwMode="auto">
+                    <a:xfrm>
+                      <a:off x="0" y="0"/>
+                      <a:ext cx="1166495" cy="215900"/>
+                    </a:xfrm>
+                    <a:prstGeom prst="rect">
+                      <a:avLst/>
+                    </a:prstGeom>
+                    <a:noFill/>
+                    <a:ln>
+                      <a:noFill/>
+                    </a:ln>
+                  </pic:spPr>
+                </pic:pic>
+              </a:graphicData>
+            </a:graphic>
+            <wp14:sizeRelH relativeFrom="page">
+              <wp14:pctWidth>0</wp14:pctWidth>
+            </wp14:sizeRelH>
+            <wp14:sizeRelV relativeFrom="page">
+              <wp14:pctHeight>0</wp14:pctHeight>
+            </wp14:sizeRelV>
+          </wp:anchor>
+        </w:drawing>
+      </w:r>
       <w:r>
         <w:rPr>
           <w:rFonts w:ascii="Times New Roman" w:hAnsi="Times New Roman" w:cs="Times New Roman"/>
@@ -2152,21 +2223,6 @@
 </file>
 
 <file path=customXml/item1.xml><?xml version="1.0" encoding="utf-8"?>
-<p:properties xmlns:p="http://schemas.microsoft.com/office/2006/metadata/properties" xmlns:xsi="http://www.w3.org/2001/XMLSchema-instance" xmlns:pc="http://schemas.microsoft.com/office/infopath/2007/PartnerControls">
-  <documentManagement/>
-</p:properties>
-</file>
-
-<file path=customXml/item2.xml><?xml version="1.0" encoding="utf-8"?>
-<?mso-contentType ?>
-<FormTemplates xmlns="http://schemas.microsoft.com/sharepoint/v3/contenttype/forms">
-  <Display>DocumentLibraryForm</Display>
-  <Edit>DocumentLibraryForm</Edit>
-  <New>DocumentLibraryForm</New>
-</FormTemplates>
-</file>
-
-<file path=customXml/item3.xml><?xml version="1.0" encoding="utf-8"?>
 <ct:contentTypeSchema xmlns:ct="http://schemas.microsoft.com/office/2006/metadata/contentType" xmlns:ma="http://schemas.microsoft.com/office/2006/metadata/properties/metaAttributes" ct:_="" ma:_="" ma:contentTypeName="Document" ma:contentTypeID="0x010100C734BCF02B8C274A827C53EDA9ABE8E3" ma:contentTypeVersion="8" ma:contentTypeDescription="Create a new document." ma:contentTypeScope="" ma:versionID="7dc5dbd4798334c2da5b36c479977bf2">
   <xsd:schema xmlns:xsd="http://www.w3.org/2001/XMLSchema" xmlns:xs="http://www.w3.org/2001/XMLSchema" xmlns:p="http://schemas.microsoft.com/office/2006/metadata/properties" xmlns:ns3="bb830744-71bb-468d-b24b-9a03f811365c" targetNamespace="http://schemas.microsoft.com/office/2006/metadata/properties" ma:root="true" ma:fieldsID="03ce4587e6fbeba208793ba98d70d5d9" ns3:_="">
     <xsd:import namespace="bb830744-71bb-468d-b24b-9a03f811365c"/>
@@ -2336,24 +2392,22 @@
 </ct:contentTypeSchema>
 </file>
 
-<file path=customXml/itemProps1.xml><?xml version="1.0" encoding="utf-8"?>
-<ds:datastoreItem xmlns:ds="http://schemas.openxmlformats.org/officeDocument/2006/customXml" ds:itemID="{FB1C2558-FA8C-474B-B194-837C125073AD}">
-  <ds:schemaRefs>
-    <ds:schemaRef ds:uri="http://schemas.microsoft.com/office/2006/metadata/properties"/>
-    <ds:schemaRef ds:uri="http://schemas.microsoft.com/office/infopath/2007/PartnerControls"/>
-  </ds:schemaRefs>
-</ds:datastoreItem>
+<file path=customXml/item2.xml><?xml version="1.0" encoding="utf-8"?>
+<?mso-contentType ?>
+<FormTemplates xmlns="http://schemas.microsoft.com/sharepoint/v3/contenttype/forms">
+  <Display>DocumentLibraryForm</Display>
+  <Edit>DocumentLibraryForm</Edit>
+  <New>DocumentLibraryForm</New>
+</FormTemplates>
 </file>
 
-<file path=customXml/itemProps2.xml><?xml version="1.0" encoding="utf-8"?>
-<ds:datastoreItem xmlns:ds="http://schemas.openxmlformats.org/officeDocument/2006/customXml" ds:itemID="{A7CB4B2A-E55F-4973-8DD1-0279EB3C295C}">
-  <ds:schemaRefs>
-    <ds:schemaRef ds:uri="http://schemas.microsoft.com/sharepoint/v3/contenttype/forms"/>
-  </ds:schemaRefs>
-</ds:datastoreItem>
+<file path=customXml/item3.xml><?xml version="1.0" encoding="utf-8"?>
+<p:properties xmlns:p="http://schemas.microsoft.com/office/2006/metadata/properties" xmlns:xsi="http://www.w3.org/2001/XMLSchema-instance" xmlns:pc="http://schemas.microsoft.com/office/infopath/2007/PartnerControls">
+  <documentManagement/>
+</p:properties>
 </file>
 
-<file path=customXml/itemProps3.xml><?xml version="1.0" encoding="utf-8"?>
+<file path=customXml/itemProps1.xml><?xml version="1.0" encoding="utf-8"?>
 <ds:datastoreItem xmlns:ds="http://schemas.openxmlformats.org/officeDocument/2006/customXml" ds:itemID="{2FC70557-E4F1-4DFE-975F-E87C0C11FB95}">
   <ds:schemaRefs>
     <ds:schemaRef ds:uri="http://schemas.microsoft.com/office/2006/metadata/contentType"/>
@@ -2369,4 +2423,21 @@
     <ds:schemaRef ds:uri="http://schemas.microsoft.com/internal/obd"/>
   </ds:schemaRefs>
 </ds:datastoreItem>
+</file>
+
+<file path=customXml/itemProps2.xml><?xml version="1.0" encoding="utf-8"?>
+<ds:datastoreItem xmlns:ds="http://schemas.openxmlformats.org/officeDocument/2006/customXml" ds:itemID="{A7CB4B2A-E55F-4973-8DD1-0279EB3C295C}">
+  <ds:schemaRefs>
+    <ds:schemaRef ds:uri="http://schemas.microsoft.com/sharepoint/v3/contenttype/forms"/>
+  </ds:schemaRefs>
+</ds:datastoreItem>
+</file>
+
+<file path=customXml/itemProps3.xml><?xml version="1.0" encoding="utf-8"?>
+<ds:datastoreItem xmlns:ds="http://schemas.openxmlformats.org/officeDocument/2006/customXml" ds:itemID="{FB1C2558-FA8C-474B-B194-837C125073AD}">
+  <ds:schemaRefs>
+    <ds:schemaRef ds:uri="http://schemas.microsoft.com/office/2006/metadata/properties"/>
+    <ds:schemaRef ds:uri="http://schemas.microsoft.com/office/infopath/2007/PartnerControls"/>
+  </ds:schemaRefs>
+</ds:datastoreItem>
 </file>